--- a/Updates.docx
+++ b/Updates.docx
@@ -26,7 +26,7 @@
     <w:p>
       <w:r>
         <w:pict w14:anchorId="0D017C63">
-          <v:rect id="_x0000_i1115" style="width:0;height:1.5pt" o:hralign="center" o:hrstd="t" o:hr="t" fillcolor="#a0a0a0" stroked="f"/>
+          <v:rect id="_x0000_i1025" style="width:0;height:1.5pt" o:hralign="center" o:hrstd="t" o:hr="t" fillcolor="#a0a0a0" stroked="f"/>
         </w:pict>
       </w:r>
     </w:p>
@@ -55,15 +55,7 @@
     </w:p>
     <w:p>
       <w:r>
-        <w:t xml:space="preserve">Right </w:t>
-      </w:r>
-      <w:proofErr w:type="gramStart"/>
-      <w:r>
-        <w:t>now</w:t>
-      </w:r>
-      <w:proofErr w:type="gramEnd"/>
-      <w:r>
-        <w:t xml:space="preserve"> it’s pages. Make it a </w:t>
+        <w:t xml:space="preserve">Right now it’s pages. Make it a </w:t>
       </w:r>
       <w:r>
         <w:rPr>
@@ -193,7 +185,7 @@
     <w:p>
       <w:r>
         <w:pict w14:anchorId="0D0D92AC">
-          <v:rect id="_x0000_i1116" style="width:0;height:1.5pt" o:hralign="center" o:hrstd="t" o:hr="t" fillcolor="#a0a0a0" stroked="f"/>
+          <v:rect id="_x0000_i1026" style="width:0;height:1.5pt" o:hralign="center" o:hrstd="t" o:hr="t" fillcolor="#a0a0a0" stroked="f"/>
         </w:pict>
       </w:r>
     </w:p>
@@ -222,15 +214,7 @@
     </w:p>
     <w:p>
       <w:r>
-        <w:t xml:space="preserve">Right </w:t>
-      </w:r>
-      <w:proofErr w:type="gramStart"/>
-      <w:r>
-        <w:t>now</w:t>
-      </w:r>
-      <w:proofErr w:type="gramEnd"/>
-      <w:r>
-        <w:t xml:space="preserve"> links are manual.</w:t>
+        <w:t>Right now links are manual.</w:t>
       </w:r>
     </w:p>
     <w:p>
@@ -373,7 +357,7 @@
     <w:p>
       <w:r>
         <w:pict w14:anchorId="5CC08682">
-          <v:rect id="_x0000_i1117" style="width:0;height:1.5pt" o:hralign="center" o:hrstd="t" o:hr="t" fillcolor="#a0a0a0" stroked="f"/>
+          <v:rect id="_x0000_i1027" style="width:0;height:1.5pt" o:hralign="center" o:hrstd="t" o:hr="t" fillcolor="#a0a0a0" stroked="f"/>
         </w:pict>
       </w:r>
     </w:p>
@@ -507,7 +491,7 @@
     <w:p>
       <w:r>
         <w:pict w14:anchorId="60F501A4">
-          <v:rect id="_x0000_i1118" style="width:0;height:1.5pt" o:hralign="center" o:hrstd="t" o:hr="t" fillcolor="#a0a0a0" stroked="f"/>
+          <v:rect id="_x0000_i1028" style="width:0;height:1.5pt" o:hralign="center" o:hrstd="t" o:hr="t" fillcolor="#a0a0a0" stroked="f"/>
         </w:pict>
       </w:r>
     </w:p>
@@ -605,7 +589,7 @@
     <w:p>
       <w:r>
         <w:pict w14:anchorId="324CD74E">
-          <v:rect id="_x0000_i1119" style="width:0;height:1.5pt" o:hralign="center" o:hrstd="t" o:hr="t" fillcolor="#a0a0a0" stroked="f"/>
+          <v:rect id="_x0000_i1029" style="width:0;height:1.5pt" o:hralign="center" o:hrstd="t" o:hr="t" fillcolor="#a0a0a0" stroked="f"/>
         </w:pict>
       </w:r>
     </w:p>
@@ -629,7 +613,21 @@
           <w:b/>
           <w:bCs/>
         </w:rPr>
-        <w:t xml:space="preserve"> 5. Add Map of Hip-Hop (VERY powerful)</w:t>
+        <w:t xml:space="preserve"> 5. </w:t>
+      </w:r>
+      <w:r>
+        <w:rPr>
+          <w:b/>
+          <w:bCs/>
+        </w:rPr>
+        <w:t>Mobile ux</w:t>
+      </w:r>
+      <w:r>
+        <w:rPr>
+          <w:b/>
+          <w:bCs/>
+        </w:rPr>
+        <w:t xml:space="preserve"> (VERY powerful)</w:t>
       </w:r>
     </w:p>
     <w:p>
@@ -694,7 +692,7 @@
     <w:p>
       <w:r>
         <w:pict w14:anchorId="48ECA64C">
-          <v:rect id="_x0000_i1120" style="width:0;height:1.5pt" o:hralign="center" o:hrstd="t" o:hr="t" fillcolor="#a0a0a0" stroked="f"/>
+          <v:rect id="_x0000_i1030" style="width:0;height:1.5pt" o:hralign="center" o:hrstd="t" o:hr="t" fillcolor="#a0a0a0" stroked="f"/>
         </w:pict>
       </w:r>
     </w:p>
@@ -723,15 +721,7 @@
     </w:p>
     <w:p>
       <w:r>
-        <w:t xml:space="preserve">You already added header </w:t>
-      </w:r>
-      <w:proofErr w:type="spellStart"/>
-      <w:r>
-        <w:t>behavior</w:t>
-      </w:r>
-      <w:proofErr w:type="spellEnd"/>
-      <w:r>
-        <w:t xml:space="preserve"> — good.</w:t>
+        <w:t>You already added header behavior — good.</w:t>
       </w:r>
     </w:p>
     <w:p>
@@ -775,7 +765,7 @@
     <w:p>
       <w:r>
         <w:pict w14:anchorId="39B49F15">
-          <v:rect id="_x0000_i1121" style="width:0;height:1.5pt" o:hralign="center" o:hrstd="t" o:hr="t" fillcolor="#a0a0a0" stroked="f"/>
+          <v:rect id="_x0000_i1031" style="width:0;height:1.5pt" o:hralign="center" o:hrstd="t" o:hr="t" fillcolor="#a0a0a0" stroked="f"/>
         </w:pict>
       </w:r>
     </w:p>
@@ -836,31 +826,7 @@
     </w:p>
     <w:p>
       <w:r>
-        <w:t>&lt;</w:t>
-      </w:r>
-      <w:proofErr w:type="spellStart"/>
-      <w:r>
-        <w:t>iframe</w:t>
-      </w:r>
-      <w:proofErr w:type="spellEnd"/>
-      <w:r>
-        <w:t xml:space="preserve"> </w:t>
-      </w:r>
-      <w:proofErr w:type="spellStart"/>
-      <w:r>
-        <w:t>src</w:t>
-      </w:r>
-      <w:proofErr w:type="spellEnd"/>
-      <w:r>
-        <w:t>="https://open.spotify.com/embed/track/..."&gt;&lt;/</w:t>
-      </w:r>
-      <w:proofErr w:type="spellStart"/>
-      <w:r>
-        <w:t>iframe</w:t>
-      </w:r>
-      <w:proofErr w:type="spellEnd"/>
-      <w:r>
-        <w:t>&gt;</w:t>
+        <w:t>&lt;iframe src="https://open.spotify.com/embed/track/..."&gt;&lt;/iframe&gt;</w:t>
       </w:r>
     </w:p>
     <w:p>
@@ -877,7 +843,7 @@
     <w:p>
       <w:r>
         <w:pict w14:anchorId="6147AA90">
-          <v:rect id="_x0000_i1122" style="width:0;height:1.5pt" o:hralign="center" o:hrstd="t" o:hr="t" fillcolor="#a0a0a0" stroked="f"/>
+          <v:rect id="_x0000_i1032" style="width:0;height:1.5pt" o:hralign="center" o:hrstd="t" o:hr="t" fillcolor="#a0a0a0" stroked="f"/>
         </w:pict>
       </w:r>
     </w:p>
@@ -945,7 +911,7 @@
     <w:p>
       <w:r>
         <w:pict w14:anchorId="15675086">
-          <v:rect id="_x0000_i1123" style="width:0;height:1.5pt" o:hralign="center" o:hrstd="t" o:hr="t" fillcolor="#a0a0a0" stroked="f"/>
+          <v:rect id="_x0000_i1033" style="width:0;height:1.5pt" o:hralign="center" o:hrstd="t" o:hr="t" fillcolor="#a0a0a0" stroked="f"/>
         </w:pict>
       </w:r>
     </w:p>
@@ -1024,7 +990,7 @@
     <w:p>
       <w:r>
         <w:pict w14:anchorId="3788E1F9">
-          <v:rect id="_x0000_i1124" style="width:0;height:1.5pt" o:hralign="center" o:hrstd="t" o:hr="t" fillcolor="#a0a0a0" stroked="f"/>
+          <v:rect id="_x0000_i1034" style="width:0;height:1.5pt" o:hralign="center" o:hrstd="t" o:hr="t" fillcolor="#a0a0a0" stroked="f"/>
         </w:pict>
       </w:r>
     </w:p>
@@ -1136,7 +1102,7 @@
     <w:p>
       <w:r>
         <w:pict w14:anchorId="1951D744">
-          <v:rect id="_x0000_i1125" style="width:0;height:1.5pt" o:hralign="center" o:hrstd="t" o:hr="t" fillcolor="#a0a0a0" stroked="f"/>
+          <v:rect id="_x0000_i1035" style="width:0;height:1.5pt" o:hralign="center" o:hrstd="t" o:hr="t" fillcolor="#a0a0a0" stroked="f"/>
         </w:pict>
       </w:r>
     </w:p>
@@ -1237,7 +1203,7 @@
     <w:p>
       <w:r>
         <w:pict w14:anchorId="73BBFBF4">
-          <v:rect id="_x0000_i1126" style="width:0;height:1.5pt" o:hralign="center" o:hrstd="t" o:hr="t" fillcolor="#a0a0a0" stroked="f"/>
+          <v:rect id="_x0000_i1036" style="width:0;height:1.5pt" o:hralign="center" o:hrstd="t" o:hr="t" fillcolor="#a0a0a0" stroked="f"/>
         </w:pict>
       </w:r>
     </w:p>
@@ -1323,7 +1289,7 @@
     <w:p>
       <w:r>
         <w:pict w14:anchorId="0DBDBEF2">
-          <v:rect id="_x0000_i1127" style="width:0;height:1.5pt" o:hralign="center" o:hrstd="t" o:hr="t" fillcolor="#a0a0a0" stroked="f"/>
+          <v:rect id="_x0000_i1037" style="width:0;height:1.5pt" o:hralign="center" o:hrstd="t" o:hr="t" fillcolor="#a0a0a0" stroked="f"/>
         </w:pict>
       </w:r>
     </w:p>
@@ -1380,7 +1346,7 @@
     <w:p>
       <w:r>
         <w:pict w14:anchorId="435314C4">
-          <v:rect id="_x0000_i1128" style="width:0;height:1.5pt" o:hralign="center" o:hrstd="t" o:hr="t" fillcolor="#a0a0a0" stroked="f"/>
+          <v:rect id="_x0000_i1038" style="width:0;height:1.5pt" o:hralign="center" o:hrstd="t" o:hr="t" fillcolor="#a0a0a0" stroked="f"/>
         </w:pict>
       </w:r>
     </w:p>
@@ -1510,7 +1476,7 @@
     <w:p>
       <w:r>
         <w:pict w14:anchorId="65508EA6">
-          <v:rect id="_x0000_i1129" style="width:0;height:1.5pt" o:hralign="center" o:hrstd="t" o:hr="t" fillcolor="#a0a0a0" stroked="f"/>
+          <v:rect id="_x0000_i1039" style="width:0;height:1.5pt" o:hralign="center" o:hrstd="t" o:hr="t" fillcolor="#a0a0a0" stroked="f"/>
         </w:pict>
       </w:r>
     </w:p>
@@ -4984,6 +4950,7 @@
   <w:style w:type="character" w:default="1" w:styleId="DefaultParagraphFont">
     <w:name w:val="Default Paragraph Font"/>
     <w:uiPriority w:val="1"/>
+    <w:semiHidden/>
     <w:unhideWhenUsed/>
   </w:style>
   <w:style w:type="table" w:default="1" w:styleId="TableNormal">
